--- a/storage/vorlage/projekte/bop/word/Zertifikat_Maske_POBO_klein_text.docx
+++ b/storage/vorlage/projekte/bop/word/Zertifikat_Maske_POBO_klein_text.docx
@@ -227,25 +227,79 @@
           <w:sz w:val="24"/>
           <w:szCs w:val="24"/>
         </w:rPr>
-        <w:t xml:space="preserve">       </w:t>
-      </w:r>
-      <w:r>
-        <w:rPr>
-          <w:rFonts w:asciiTheme="minorBidi" w:hAnsiTheme="minorBidi"/>
-          <w:b/>
-          <w:sz w:val="24"/>
-          <w:szCs w:val="24"/>
-        </w:rPr>
-        <w:t xml:space="preserve"> </w:t>
-      </w:r>
-      <w:r>
-        <w:rPr>
-          <w:rFonts w:asciiTheme="minorBidi" w:hAnsiTheme="minorBidi"/>
-          <w:b/>
-          <w:sz w:val="24"/>
-          <w:szCs w:val="24"/>
-        </w:rPr>
-        <w:t xml:space="preserve">    </w:t>
+        <w:t xml:space="preserve">           ${hauswirtschaft}</w:t>
+      </w:r>
+      <w:r>
+        <w:rPr>
+          <w:rFonts w:asciiTheme="minorBidi" w:hAnsiTheme="minorBidi"/>
+          <w:b/>
+          <w:sz w:val="24"/>
+          <w:szCs w:val="24"/>
+        </w:rPr>
+        <w:t xml:space="preserve"/>
+      </w:r>
+      <w:r>
+        <w:rPr>
+          <w:rFonts w:asciiTheme="minorBidi" w:hAnsiTheme="minorBidi"/>
+          <w:b/>
+          <w:sz w:val="24"/>
+          <w:szCs w:val="24"/>
+        </w:rPr>
+        <w:t xml:space="preserve"/>
+      </w:r>
+      <w:r>
+        <w:rPr>
+          <w:rFonts w:asciiTheme="minorBidi" w:hAnsiTheme="minorBidi"/>
+          <w:b/>
+          <w:sz w:val="24"/>
+          <w:szCs w:val="24"/>
+        </w:rPr>
+        <w:t xml:space="preserve"/>
+      </w:r>
+      <w:r>
+        <w:rPr>
+          <w:rFonts w:asciiTheme="minorBidi" w:hAnsiTheme="minorBidi"/>
+          <w:b/>
+          <w:sz w:val="24"/>
+          <w:szCs w:val="24"/>
+        </w:rPr>
+        <w:t xml:space="preserve"/>
+      </w:r>
+      <w:r>
+        <w:rPr>
+          <w:rFonts w:asciiTheme="minorBidi" w:hAnsiTheme="minorBidi"/>
+          <w:b/>
+          <w:sz w:val="24"/>
+          <w:szCs w:val="24"/>
+        </w:rPr>
+        <w:t xml:space="preserve"/>
+      </w:r>
+      <w:r>
+        <w:rPr>
+          <w:rFonts w:asciiTheme="minorBidi" w:hAnsiTheme="minorBidi"/>
+          <w:b/>
+          <w:sz w:val="24"/>
+          <w:szCs w:val="24"/>
+        </w:rPr>
+        <w:t xml:space="preserve"/>
+      </w:r>
+      <w:r>
+        <w:rPr>
+          <w:rFonts w:asciiTheme="minorBidi" w:hAnsiTheme="minorBidi"/>
+          <w:b/>
+          <w:sz w:val="24"/>
+          <w:szCs w:val="24"/>
+        </w:rPr>
+        <w:t xml:space="preserve"/>
+      </w:r>
+      <w:r>
+        <w:rPr>
+          <w:rFonts w:asciiTheme="minorBidi" w:hAnsiTheme="minorBidi"/>
+          <w:b/>
+          <w:sz w:val="26"/>
+          <w:szCs w:val="26"/>
+        </w:rPr>
+        <w:t/>
       </w:r>
     </w:p>
     <w:p>
@@ -275,79 +329,79 @@
           <w:sz w:val="24"/>
           <w:szCs w:val="24"/>
         </w:rPr>
-        <w:t xml:space="preserve"> </w:t>
-      </w:r>
-      <w:r>
-        <w:rPr>
-          <w:rFonts w:asciiTheme="minorBidi" w:hAnsiTheme="minorBidi"/>
-          <w:b/>
-          <w:sz w:val="24"/>
-          <w:szCs w:val="24"/>
-        </w:rPr>
-        <w:t xml:space="preserve"> </w:t>
-      </w:r>
-      <w:r>
-        <w:rPr>
-          <w:rFonts w:asciiTheme="minorBidi" w:hAnsiTheme="minorBidi"/>
-          <w:b/>
-          <w:sz w:val="24"/>
-          <w:szCs w:val="24"/>
-        </w:rPr>
-        <w:t xml:space="preserve"> </w:t>
-      </w:r>
-      <w:r>
-        <w:rPr>
-          <w:rFonts w:asciiTheme="minorBidi" w:hAnsiTheme="minorBidi"/>
-          <w:b/>
-          <w:sz w:val="24"/>
-          <w:szCs w:val="24"/>
-        </w:rPr>
-        <w:t xml:space="preserve"> </w:t>
-      </w:r>
-      <w:r>
-        <w:rPr>
-          <w:rFonts w:asciiTheme="minorBidi" w:hAnsiTheme="minorBidi"/>
-          <w:b/>
-          <w:sz w:val="24"/>
-          <w:szCs w:val="24"/>
-        </w:rPr>
-        <w:t xml:space="preserve">  </w:t>
-      </w:r>
-      <w:r>
-        <w:rPr>
-          <w:rFonts w:asciiTheme="minorBidi" w:hAnsiTheme="minorBidi"/>
-          <w:b/>
-          <w:sz w:val="24"/>
-          <w:szCs w:val="24"/>
-        </w:rPr>
-        <w:t xml:space="preserve">  </w:t>
-      </w:r>
-      <w:r>
-        <w:rPr>
-          <w:rFonts w:asciiTheme="minorBidi" w:hAnsiTheme="minorBidi"/>
-          <w:b/>
-          <w:sz w:val="24"/>
-          <w:szCs w:val="24"/>
-        </w:rPr>
-        <w:t xml:space="preserve"> </w:t>
-      </w:r>
-      <w:r>
-        <w:rPr>
-          <w:rFonts w:asciiTheme="minorBidi" w:hAnsiTheme="minorBidi"/>
-          <w:b/>
-          <w:sz w:val="24"/>
-          <w:szCs w:val="24"/>
-        </w:rPr>
-        <w:t xml:space="preserve">  </w:t>
-      </w:r>
-      <w:r>
-        <w:rPr>
-          <w:rFonts w:asciiTheme="minorBidi" w:hAnsiTheme="minorBidi"/>
-          <w:b/>
-          <w:sz w:val="26"/>
-          <w:szCs w:val="26"/>
-        </w:rPr>
-        <w:t>${hauswirtschaft}</w:t>
+        <w:t xml:space="preserve">           ${metall}</w:t>
+      </w:r>
+      <w:r>
+        <w:rPr>
+          <w:rFonts w:asciiTheme="minorBidi" w:hAnsiTheme="minorBidi"/>
+          <w:b/>
+          <w:sz w:val="24"/>
+          <w:szCs w:val="24"/>
+        </w:rPr>
+        <w:t xml:space="preserve"/>
+      </w:r>
+      <w:r>
+        <w:rPr>
+          <w:rFonts w:asciiTheme="minorBidi" w:hAnsiTheme="minorBidi"/>
+          <w:b/>
+          <w:sz w:val="24"/>
+          <w:szCs w:val="24"/>
+        </w:rPr>
+        <w:t xml:space="preserve"/>
+      </w:r>
+      <w:r>
+        <w:rPr>
+          <w:rFonts w:asciiTheme="minorBidi" w:hAnsiTheme="minorBidi"/>
+          <w:b/>
+          <w:sz w:val="24"/>
+          <w:szCs w:val="24"/>
+        </w:rPr>
+        <w:t xml:space="preserve"/>
+      </w:r>
+      <w:r>
+        <w:rPr>
+          <w:rFonts w:asciiTheme="minorBidi" w:hAnsiTheme="minorBidi"/>
+          <w:b/>
+          <w:sz w:val="24"/>
+          <w:szCs w:val="24"/>
+        </w:rPr>
+        <w:t xml:space="preserve"/>
+      </w:r>
+      <w:r>
+        <w:rPr>
+          <w:rFonts w:asciiTheme="minorBidi" w:hAnsiTheme="minorBidi"/>
+          <w:b/>
+          <w:sz w:val="24"/>
+          <w:szCs w:val="24"/>
+        </w:rPr>
+        <w:t xml:space="preserve"/>
+      </w:r>
+      <w:r>
+        <w:rPr>
+          <w:rFonts w:asciiTheme="minorBidi" w:hAnsiTheme="minorBidi"/>
+          <w:b/>
+          <w:sz w:val="24"/>
+          <w:szCs w:val="24"/>
+        </w:rPr>
+        <w:t xml:space="preserve"/>
+      </w:r>
+      <w:r>
+        <w:rPr>
+          <w:rFonts w:asciiTheme="minorBidi" w:hAnsiTheme="minorBidi"/>
+          <w:b/>
+          <w:sz w:val="24"/>
+          <w:szCs w:val="24"/>
+        </w:rPr>
+        <w:t xml:space="preserve"/>
+      </w:r>
+      <w:r>
+        <w:rPr>
+          <w:rFonts w:asciiTheme="minorBidi" w:hAnsiTheme="minorBidi"/>
+          <w:b/>
+          <w:sz w:val="26"/>
+          <w:szCs w:val="26"/>
+        </w:rPr>
+        <w:t/>
       </w:r>
     </w:p>
     <w:p>
@@ -371,70 +425,70 @@
           <w:sz w:val="24"/>
           <w:szCs w:val="24"/>
         </w:rPr>
-        <w:t xml:space="preserve">  </w:t>
-      </w:r>
-      <w:r>
-        <w:rPr>
-          <w:rFonts w:asciiTheme="minorBidi" w:hAnsiTheme="minorBidi"/>
-          <w:b/>
-          <w:sz w:val="24"/>
-          <w:szCs w:val="24"/>
-        </w:rPr>
-        <w:t xml:space="preserve"> </w:t>
-      </w:r>
-      <w:r>
-        <w:rPr>
-          <w:rFonts w:asciiTheme="minorBidi" w:hAnsiTheme="minorBidi"/>
-          <w:b/>
-          <w:sz w:val="24"/>
-          <w:szCs w:val="24"/>
-        </w:rPr>
-        <w:t xml:space="preserve">    </w:t>
-      </w:r>
-      <w:r>
-        <w:rPr>
-          <w:rFonts w:asciiTheme="minorBidi" w:hAnsiTheme="minorBidi"/>
-          <w:b/>
-          <w:sz w:val="24"/>
-          <w:szCs w:val="24"/>
-        </w:rPr>
-        <w:t xml:space="preserve"> </w:t>
-      </w:r>
-      <w:r>
-        <w:rPr>
-          <w:rFonts w:asciiTheme="minorBidi" w:hAnsiTheme="minorBidi"/>
-          <w:b/>
-          <w:sz w:val="24"/>
-          <w:szCs w:val="24"/>
-        </w:rPr>
-        <w:t xml:space="preserve"> </w:t>
-      </w:r>
-      <w:r>
-        <w:rPr>
-          <w:rFonts w:asciiTheme="minorBidi" w:hAnsiTheme="minorBidi"/>
-          <w:b/>
-          <w:sz w:val="24"/>
-          <w:szCs w:val="24"/>
-        </w:rPr>
-        <w:t xml:space="preserve"> </w:t>
-      </w:r>
-      <w:r>
-        <w:rPr>
-          <w:rFonts w:asciiTheme="minorBidi" w:hAnsiTheme="minorBidi"/>
-          <w:b/>
-          <w:sz w:val="24"/>
-          <w:szCs w:val="24"/>
-        </w:rPr>
-        <w:t xml:space="preserve"> </w:t>
-      </w:r>
-      <w:r>
-        <w:rPr>
-          <w:rFonts w:asciiTheme="minorBidi" w:hAnsiTheme="minorBidi"/>
-          <w:b/>
-          <w:sz w:val="26"/>
-          <w:szCs w:val="26"/>
-        </w:rPr>
-        <w:t>${metall}</w:t>
+        <w:t xml:space="preserve">           ${holz}</w:t>
+      </w:r>
+      <w:r>
+        <w:rPr>
+          <w:rFonts w:asciiTheme="minorBidi" w:hAnsiTheme="minorBidi"/>
+          <w:b/>
+          <w:sz w:val="24"/>
+          <w:szCs w:val="24"/>
+        </w:rPr>
+        <w:t xml:space="preserve"/>
+      </w:r>
+      <w:r>
+        <w:rPr>
+          <w:rFonts w:asciiTheme="minorBidi" w:hAnsiTheme="minorBidi"/>
+          <w:b/>
+          <w:sz w:val="24"/>
+          <w:szCs w:val="24"/>
+        </w:rPr>
+        <w:t xml:space="preserve"/>
+      </w:r>
+      <w:r>
+        <w:rPr>
+          <w:rFonts w:asciiTheme="minorBidi" w:hAnsiTheme="minorBidi"/>
+          <w:b/>
+          <w:sz w:val="24"/>
+          <w:szCs w:val="24"/>
+        </w:rPr>
+        <w:t xml:space="preserve"/>
+      </w:r>
+      <w:r>
+        <w:rPr>
+          <w:rFonts w:asciiTheme="minorBidi" w:hAnsiTheme="minorBidi"/>
+          <w:b/>
+          <w:sz w:val="24"/>
+          <w:szCs w:val="24"/>
+        </w:rPr>
+        <w:t xml:space="preserve"/>
+      </w:r>
+      <w:r>
+        <w:rPr>
+          <w:rFonts w:asciiTheme="minorBidi" w:hAnsiTheme="minorBidi"/>
+          <w:b/>
+          <w:sz w:val="24"/>
+          <w:szCs w:val="24"/>
+        </w:rPr>
+        <w:t xml:space="preserve"/>
+      </w:r>
+      <w:r>
+        <w:rPr>
+          <w:rFonts w:asciiTheme="minorBidi" w:hAnsiTheme="minorBidi"/>
+          <w:b/>
+          <w:sz w:val="24"/>
+          <w:szCs w:val="24"/>
+        </w:rPr>
+        <w:t xml:space="preserve"/>
+      </w:r>
+      <w:r>
+        <w:rPr>
+          <w:rFonts w:asciiTheme="minorBidi" w:hAnsiTheme="minorBidi"/>
+          <w:b/>
+          <w:sz w:val="26"/>
+          <w:szCs w:val="26"/>
+        </w:rPr>
+        <w:t/>
       </w:r>
     </w:p>
     <w:p>
@@ -458,52 +512,52 @@
           <w:sz w:val="24"/>
           <w:szCs w:val="24"/>
         </w:rPr>
-        <w:t xml:space="preserve">     </w:t>
-      </w:r>
-      <w:r>
-        <w:rPr>
-          <w:rFonts w:asciiTheme="minorBidi" w:hAnsiTheme="minorBidi"/>
-          <w:b/>
-          <w:sz w:val="24"/>
-          <w:szCs w:val="24"/>
-        </w:rPr>
-        <w:t xml:space="preserve"> </w:t>
-      </w:r>
-      <w:r>
-        <w:rPr>
-          <w:rFonts w:asciiTheme="minorBidi" w:hAnsiTheme="minorBidi"/>
-          <w:b/>
-          <w:sz w:val="24"/>
-          <w:szCs w:val="24"/>
-        </w:rPr>
-        <w:t xml:space="preserve"> </w:t>
-      </w:r>
-      <w:r>
-        <w:rPr>
-          <w:rFonts w:asciiTheme="minorBidi" w:hAnsiTheme="minorBidi"/>
-          <w:b/>
-          <w:sz w:val="24"/>
-          <w:szCs w:val="24"/>
-        </w:rPr>
-        <w:t xml:space="preserve"> </w:t>
-      </w:r>
-      <w:r>
-        <w:rPr>
-          <w:rFonts w:asciiTheme="minorBidi" w:hAnsiTheme="minorBidi"/>
-          <w:b/>
-          <w:sz w:val="24"/>
-          <w:szCs w:val="24"/>
-        </w:rPr>
-        <w:t xml:space="preserve">   </w:t>
-      </w:r>
-      <w:r>
-        <w:rPr>
-          <w:rFonts w:asciiTheme="minorBidi" w:hAnsiTheme="minorBidi"/>
-          <w:b/>
-          <w:sz w:val="26"/>
-          <w:szCs w:val="26"/>
-        </w:rPr>
-        <w:t>${holz}</w:t>
+        <w:t xml:space="preserve">           ${IT}</w:t>
+      </w:r>
+      <w:r>
+        <w:rPr>
+          <w:rFonts w:asciiTheme="minorBidi" w:hAnsiTheme="minorBidi"/>
+          <w:b/>
+          <w:sz w:val="24"/>
+          <w:szCs w:val="24"/>
+        </w:rPr>
+        <w:t xml:space="preserve"/>
+      </w:r>
+      <w:r>
+        <w:rPr>
+          <w:rFonts w:asciiTheme="minorBidi" w:hAnsiTheme="minorBidi"/>
+          <w:b/>
+          <w:sz w:val="24"/>
+          <w:szCs w:val="24"/>
+        </w:rPr>
+        <w:t xml:space="preserve"/>
+      </w:r>
+      <w:r>
+        <w:rPr>
+          <w:rFonts w:asciiTheme="minorBidi" w:hAnsiTheme="minorBidi"/>
+          <w:b/>
+          <w:sz w:val="24"/>
+          <w:szCs w:val="24"/>
+        </w:rPr>
+        <w:t xml:space="preserve"/>
+      </w:r>
+      <w:r>
+        <w:rPr>
+          <w:rFonts w:asciiTheme="minorBidi" w:hAnsiTheme="minorBidi"/>
+          <w:b/>
+          <w:sz w:val="24"/>
+          <w:szCs w:val="24"/>
+        </w:rPr>
+        <w:t xml:space="preserve"/>
+      </w:r>
+      <w:r>
+        <w:rPr>
+          <w:rFonts w:asciiTheme="minorBidi" w:hAnsiTheme="minorBidi"/>
+          <w:b/>
+          <w:sz w:val="26"/>
+          <w:szCs w:val="26"/>
+        </w:rPr>
+        <w:t/>
       </w:r>
     </w:p>
     <w:p>
@@ -527,52 +581,52 @@
           <w:sz w:val="26"/>
           <w:szCs w:val="26"/>
         </w:rPr>
-        <w:t xml:space="preserve">   </w:t>
-      </w:r>
-      <w:r>
-        <w:rPr>
-          <w:rFonts w:asciiTheme="minorBidi" w:hAnsiTheme="minorBidi"/>
-          <w:b/>
-          <w:sz w:val="26"/>
-          <w:szCs w:val="26"/>
-        </w:rPr>
-        <w:t xml:space="preserve"> </w:t>
-      </w:r>
-      <w:r>
-        <w:rPr>
-          <w:rFonts w:asciiTheme="minorBidi" w:hAnsiTheme="minorBidi"/>
-          <w:b/>
-          <w:sz w:val="26"/>
-          <w:szCs w:val="26"/>
-        </w:rPr>
-        <w:t xml:space="preserve"> </w:t>
-      </w:r>
-      <w:r>
-        <w:rPr>
-          <w:rFonts w:asciiTheme="minorBidi" w:hAnsiTheme="minorBidi"/>
-          <w:b/>
-          <w:sz w:val="26"/>
-          <w:szCs w:val="26"/>
-        </w:rPr>
-        <w:t xml:space="preserve"> </w:t>
-      </w:r>
-      <w:r>
-        <w:rPr>
-          <w:rFonts w:asciiTheme="minorBidi" w:hAnsiTheme="minorBidi"/>
-          <w:b/>
-          <w:sz w:val="26"/>
-          <w:szCs w:val="26"/>
-        </w:rPr>
-        <w:t xml:space="preserve">    </w:t>
-      </w:r>
-      <w:r>
-        <w:rPr>
-          <w:rFonts w:asciiTheme="minorBidi" w:hAnsiTheme="minorBidi"/>
-          <w:b/>
-          <w:sz w:val="26"/>
-          <w:szCs w:val="26"/>
-        </w:rPr>
-        <w:t>${IT}</w:t>
+        <w:t xml:space="preserve">          ${verkauf}</w:t>
+      </w:r>
+      <w:r>
+        <w:rPr>
+          <w:rFonts w:asciiTheme="minorBidi" w:hAnsiTheme="minorBidi"/>
+          <w:b/>
+          <w:sz w:val="26"/>
+          <w:szCs w:val="26"/>
+        </w:rPr>
+        <w:t xml:space="preserve"/>
+      </w:r>
+      <w:r>
+        <w:rPr>
+          <w:rFonts w:asciiTheme="minorBidi" w:hAnsiTheme="minorBidi"/>
+          <w:b/>
+          <w:sz w:val="26"/>
+          <w:szCs w:val="26"/>
+        </w:rPr>
+        <w:t xml:space="preserve"/>
+      </w:r>
+      <w:r>
+        <w:rPr>
+          <w:rFonts w:asciiTheme="minorBidi" w:hAnsiTheme="minorBidi"/>
+          <w:b/>
+          <w:sz w:val="26"/>
+          <w:szCs w:val="26"/>
+        </w:rPr>
+        <w:t xml:space="preserve"/>
+      </w:r>
+      <w:r>
+        <w:rPr>
+          <w:rFonts w:asciiTheme="minorBidi" w:hAnsiTheme="minorBidi"/>
+          <w:b/>
+          <w:sz w:val="26"/>
+          <w:szCs w:val="26"/>
+        </w:rPr>
+        <w:t xml:space="preserve"/>
+      </w:r>
+      <w:r>
+        <w:rPr>
+          <w:rFonts w:asciiTheme="minorBidi" w:hAnsiTheme="minorBidi"/>
+          <w:b/>
+          <w:sz w:val="26"/>
+          <w:szCs w:val="26"/>
+        </w:rPr>
+        <w:t/>
       </w:r>
     </w:p>
     <w:p>
@@ -602,61 +656,61 @@
           <w:sz w:val="26"/>
           <w:szCs w:val="26"/>
         </w:rPr>
-        <w:t xml:space="preserve">   </w:t>
-      </w:r>
-      <w:r>
-        <w:rPr>
-          <w:rFonts w:asciiTheme="minorBidi" w:hAnsiTheme="minorBidi"/>
-          <w:b/>
-          <w:sz w:val="26"/>
-          <w:szCs w:val="26"/>
-        </w:rPr>
-        <w:t xml:space="preserve"> </w:t>
-      </w:r>
-      <w:r>
-        <w:rPr>
-          <w:rFonts w:asciiTheme="minorBidi" w:hAnsiTheme="minorBidi"/>
-          <w:b/>
-          <w:sz w:val="26"/>
-          <w:szCs w:val="26"/>
-        </w:rPr>
-        <w:t xml:space="preserve"> </w:t>
-      </w:r>
-      <w:r>
-        <w:rPr>
-          <w:rFonts w:asciiTheme="minorBidi" w:hAnsiTheme="minorBidi"/>
-          <w:b/>
-          <w:sz w:val="26"/>
-          <w:szCs w:val="26"/>
-        </w:rPr>
-        <w:t xml:space="preserve">  </w:t>
-      </w:r>
-      <w:r>
-        <w:rPr>
-          <w:rFonts w:asciiTheme="minorBidi" w:hAnsiTheme="minorBidi"/>
-          <w:b/>
-          <w:sz w:val="26"/>
-          <w:szCs w:val="26"/>
-        </w:rPr>
-        <w:t xml:space="preserve">  </w:t>
-      </w:r>
-      <w:r>
-        <w:rPr>
-          <w:rFonts w:asciiTheme="minorBidi" w:hAnsiTheme="minorBidi"/>
-          <w:b/>
-          <w:sz w:val="26"/>
-          <w:szCs w:val="26"/>
-        </w:rPr>
-        <w:t xml:space="preserve"> </w:t>
-      </w:r>
-      <w:r>
-        <w:rPr>
-          <w:rFonts w:asciiTheme="minorBidi" w:hAnsiTheme="minorBidi"/>
-          <w:b/>
-          <w:sz w:val="26"/>
-          <w:szCs w:val="26"/>
-        </w:rPr>
-        <w:t>${verkauf}</w:t>
+        <w:t xml:space="preserve">          ${kosmetik}</w:t>
+      </w:r>
+      <w:r>
+        <w:rPr>
+          <w:rFonts w:asciiTheme="minorBidi" w:hAnsiTheme="minorBidi"/>
+          <w:b/>
+          <w:sz w:val="26"/>
+          <w:szCs w:val="26"/>
+        </w:rPr>
+        <w:t xml:space="preserve"/>
+      </w:r>
+      <w:r>
+        <w:rPr>
+          <w:rFonts w:asciiTheme="minorBidi" w:hAnsiTheme="minorBidi"/>
+          <w:b/>
+          <w:sz w:val="26"/>
+          <w:szCs w:val="26"/>
+        </w:rPr>
+        <w:t xml:space="preserve"/>
+      </w:r>
+      <w:r>
+        <w:rPr>
+          <w:rFonts w:asciiTheme="minorBidi" w:hAnsiTheme="minorBidi"/>
+          <w:b/>
+          <w:sz w:val="26"/>
+          <w:szCs w:val="26"/>
+        </w:rPr>
+        <w:t xml:space="preserve"/>
+      </w:r>
+      <w:r>
+        <w:rPr>
+          <w:rFonts w:asciiTheme="minorBidi" w:hAnsiTheme="minorBidi"/>
+          <w:b/>
+          <w:sz w:val="26"/>
+          <w:szCs w:val="26"/>
+        </w:rPr>
+        <w:t xml:space="preserve"/>
+      </w:r>
+      <w:r>
+        <w:rPr>
+          <w:rFonts w:asciiTheme="minorBidi" w:hAnsiTheme="minorBidi"/>
+          <w:b/>
+          <w:sz w:val="26"/>
+          <w:szCs w:val="26"/>
+        </w:rPr>
+        <w:t xml:space="preserve"/>
+      </w:r>
+      <w:r>
+        <w:rPr>
+          <w:rFonts w:asciiTheme="minorBidi" w:hAnsiTheme="minorBidi"/>
+          <w:b/>
+          <w:sz w:val="26"/>
+          <w:szCs w:val="26"/>
+        </w:rPr>
+        <w:t/>
       </w:r>
     </w:p>
     <w:p>
@@ -678,79 +732,79 @@
           <w:szCs w:val="26"/>
         </w:rPr>
         <w:tab/>
-        <w:t xml:space="preserve"> </w:t>
-      </w:r>
-      <w:r>
-        <w:rPr>
-          <w:rFonts w:asciiTheme="minorBidi" w:hAnsiTheme="minorBidi"/>
-          <w:b/>
-          <w:sz w:val="26"/>
-          <w:szCs w:val="26"/>
-        </w:rPr>
-        <w:t xml:space="preserve"> </w:t>
-      </w:r>
-      <w:r>
-        <w:rPr>
-          <w:rFonts w:asciiTheme="minorBidi" w:hAnsiTheme="minorBidi"/>
-          <w:b/>
-          <w:sz w:val="26"/>
-          <w:szCs w:val="26"/>
-        </w:rPr>
-        <w:t xml:space="preserve"> </w:t>
-      </w:r>
-      <w:r>
-        <w:rPr>
-          <w:rFonts w:asciiTheme="minorBidi" w:hAnsiTheme="minorBidi"/>
-          <w:b/>
-          <w:sz w:val="26"/>
-          <w:szCs w:val="26"/>
-        </w:rPr>
-        <w:t xml:space="preserve"> </w:t>
-      </w:r>
-      <w:r>
-        <w:rPr>
-          <w:rFonts w:asciiTheme="minorBidi" w:hAnsiTheme="minorBidi"/>
-          <w:b/>
-          <w:sz w:val="26"/>
-          <w:szCs w:val="26"/>
-        </w:rPr>
-        <w:t xml:space="preserve"> </w:t>
-      </w:r>
-      <w:r>
-        <w:rPr>
-          <w:rFonts w:asciiTheme="minorBidi" w:hAnsiTheme="minorBidi"/>
-          <w:b/>
-          <w:sz w:val="26"/>
-          <w:szCs w:val="26"/>
-        </w:rPr>
-        <w:t xml:space="preserve"> </w:t>
-      </w:r>
-      <w:r>
-        <w:rPr>
-          <w:rFonts w:asciiTheme="minorBidi" w:hAnsiTheme="minorBidi"/>
-          <w:b/>
-          <w:sz w:val="26"/>
-          <w:szCs w:val="26"/>
-        </w:rPr>
-        <w:t xml:space="preserve"> </w:t>
-      </w:r>
-      <w:r>
-        <w:rPr>
-          <w:rFonts w:asciiTheme="minorBidi" w:hAnsiTheme="minorBidi"/>
-          <w:b/>
-          <w:sz w:val="26"/>
-          <w:szCs w:val="26"/>
-        </w:rPr>
-        <w:t xml:space="preserve">   </w:t>
-      </w:r>
-      <w:r>
-        <w:rPr>
-          <w:rFonts w:asciiTheme="minorBidi" w:hAnsiTheme="minorBidi"/>
-          <w:b/>
-          <w:sz w:val="26"/>
-          <w:szCs w:val="26"/>
-        </w:rPr>
-        <w:t>${kosmetik}</w:t>
+        <w:t xml:space="preserve">          ${elektro}</w:t>
+      </w:r>
+      <w:r>
+        <w:rPr>
+          <w:rFonts w:asciiTheme="minorBidi" w:hAnsiTheme="minorBidi"/>
+          <w:b/>
+          <w:sz w:val="26"/>
+          <w:szCs w:val="26"/>
+        </w:rPr>
+        <w:t xml:space="preserve"/>
+      </w:r>
+      <w:r>
+        <w:rPr>
+          <w:rFonts w:asciiTheme="minorBidi" w:hAnsiTheme="minorBidi"/>
+          <w:b/>
+          <w:sz w:val="26"/>
+          <w:szCs w:val="26"/>
+        </w:rPr>
+        <w:t xml:space="preserve"/>
+      </w:r>
+      <w:r>
+        <w:rPr>
+          <w:rFonts w:asciiTheme="minorBidi" w:hAnsiTheme="minorBidi"/>
+          <w:b/>
+          <w:sz w:val="26"/>
+          <w:szCs w:val="26"/>
+        </w:rPr>
+        <w:t xml:space="preserve"/>
+      </w:r>
+      <w:r>
+        <w:rPr>
+          <w:rFonts w:asciiTheme="minorBidi" w:hAnsiTheme="minorBidi"/>
+          <w:b/>
+          <w:sz w:val="26"/>
+          <w:szCs w:val="26"/>
+        </w:rPr>
+        <w:t xml:space="preserve"/>
+      </w:r>
+      <w:r>
+        <w:rPr>
+          <w:rFonts w:asciiTheme="minorBidi" w:hAnsiTheme="minorBidi"/>
+          <w:b/>
+          <w:sz w:val="26"/>
+          <w:szCs w:val="26"/>
+        </w:rPr>
+        <w:t xml:space="preserve"/>
+      </w:r>
+      <w:r>
+        <w:rPr>
+          <w:rFonts w:asciiTheme="minorBidi" w:hAnsiTheme="minorBidi"/>
+          <w:b/>
+          <w:sz w:val="26"/>
+          <w:szCs w:val="26"/>
+        </w:rPr>
+        <w:t xml:space="preserve"/>
+      </w:r>
+      <w:r>
+        <w:rPr>
+          <w:rFonts w:asciiTheme="minorBidi" w:hAnsiTheme="minorBidi"/>
+          <w:b/>
+          <w:sz w:val="26"/>
+          <w:szCs w:val="26"/>
+        </w:rPr>
+        <w:t xml:space="preserve"/>
+      </w:r>
+      <w:r>
+        <w:rPr>
+          <w:rFonts w:asciiTheme="minorBidi" w:hAnsiTheme="minorBidi"/>
+          <w:b/>
+          <w:sz w:val="26"/>
+          <w:szCs w:val="26"/>
+        </w:rPr>
+        <w:t/>
       </w:r>
     </w:p>
     <w:p>
@@ -772,26 +826,27 @@
           <w:szCs w:val="26"/>
         </w:rPr>
         <w:tab/>
-        <w:t xml:space="preserve">          </w:t>
-      </w:r>
-      <w:r>
-        <w:rPr>
-          <w:rFonts w:asciiTheme="minorBidi" w:hAnsiTheme="minorBidi"/>
-          <w:b/>
-          <w:sz w:val="26"/>
-          <w:szCs w:val="26"/>
-        </w:rPr>
-        <w:t>${elektro}</w:t>
-      </w:r>
-    </w:p>
-    <w:p>
-      <w:pPr>
-        <w:spacing w:after="46"/>
-        <w:rPr>
-          <w:rFonts w:ascii="Rage Italic" w:hAnsi="Rage Italic"/>
-          <w:b/>
-          <w:sz w:val="20"/>
-          <w:szCs w:val="20"/>
+        <w:t xml:space="preserve">          ${farbe}</w:t>
+      </w:r>
+      <w:r>
+        <w:rPr>
+          <w:rFonts w:asciiTheme="minorBidi" w:hAnsiTheme="minorBidi"/>
+          <w:b/>
+          <w:sz w:val="26"/>
+          <w:szCs w:val="26"/>
+        </w:rPr>
+        <w:t/>
+      </w:r>
+    </w:p>
+    <w:p>
+      <w:pPr>
+        <w:spacing w:after="40"/>
+        <w:ind w:left="4956"/>
+        <w:rPr>
+          <w:rFonts w:asciiTheme="minorBidi" w:hAnsiTheme="minorBidi"/>
+          <w:b/>
+          <w:sz w:val="26"/>
+          <w:szCs w:val="26"/>
         </w:rPr>
       </w:pPr>
     </w:p>
